--- a/output/docx/ru/BUFRCREX_TableB_ru_26.docx
+++ b/output/docx/ru/BUFRCREX_TableB_ru_26.docx
@@ -825,7 +825,7 @@
                 <w:b w:val="0"/>
                 <w:sz w:val="16"/>
               </w:rPr>
-              <w:t>Note 58: Статистические данные должны определять, являются ли последующие уровни тропопаузы минимальными, максимальными или точечными величинами (отсутствующая кодовая величина).</w:t>
+              <w:t>Note B58: Дескриптор 0 26 003 следует использовать вместе с 0 08 025 (определитель разницы во времени).</w:t>
             </w:r>
           </w:p>
         </w:tc>
